--- a/技术文档.docx
+++ b/技术文档.docx
@@ -59,9 +59,6 @@
     <w:p/>
     <w:p/>
     <w:p/>
-    <w:p/>
-    <w:p/>
-    <w:p/>
     <w:p>
       <w:r>
         <w:rPr>
@@ -110,7 +107,58 @@
           <w:color w:val="3A3A44"/>
           <w:sz w:val="19"/>
         </w:rPr>
-        <w:t>Mythographia Team</w:t>
+        <w:t>垚谷队（西安交通大学）</w:t>
+      </w:r>
+    </w:p>
+    <w:p>
+      <w:r>
+        <w:rPr>
+          <w:b/>
+          <w:color w:val="8A5F1E"/>
+          <w:sz w:val="19"/>
+        </w:rPr>
+        <w:t xml:space="preserve">成员　</w:t>
+      </w:r>
+      <w:r>
+        <w:rPr>
+          <w:color w:val="3A3A44"/>
+          <w:sz w:val="19"/>
+        </w:rPr>
+        <w:t>闫锦诚 · 张嘉伟 · 史马睿</w:t>
+      </w:r>
+    </w:p>
+    <w:p>
+      <w:r>
+        <w:rPr>
+          <w:b/>
+          <w:color w:val="8A5F1E"/>
+          <w:sz w:val="19"/>
+        </w:rPr>
+        <w:t xml:space="preserve">指导教师　</w:t>
+      </w:r>
+      <w:r>
+        <w:rPr>
+          <w:color w:val="3A3A44"/>
+          <w:sz w:val="19"/>
+        </w:rPr>
+        <w:t>无</w:t>
+      </w:r>
+    </w:p>
+    <w:p>
+      <w:r>
+        <w:rPr>
+          <w:b/>
+          <w:color w:val="8A5F1E"/>
+          <w:sz w:val="19"/>
+        </w:rPr>
+        <w:t xml:space="preserve">联系　</w:t>
+      </w:r>
+      <w:r>
+        <w:rPr>
+          <w:color w:val="3A3A44"/>
+          <w:sz w:val="19"/>
+        </w:rPr>
+        <w:t>1700140371@qq.com</w:t>
       </w:r>
     </w:p>
     <w:p>

--- a/技术文档.docx
+++ b/技术文档.docx
@@ -188,11 +188,7 @@
         <w:t xml:space="preserve">篇幅　</w:t>
       </w:r>
       <w:r>
-        <w:rPr>
-          <w:color w:val="3A3A44"/>
-          <w:sz w:val="19"/>
-        </w:rPr>
-        <w:t>正文 8 章 · 2 幅架构图 · 24 张表</w:t>
+        <w:t>正文 8 章 · 2 幅架构图 · 25 张表</w:t>
       </w:r>
     </w:p>
     <w:p>
@@ -9805,7 +9801,16 @@
           <w:color w:val="1A1A1F"/>
           <w:sz w:val="25"/>
         </w:rPr>
-        <w:t>6.3 部署流程</w:t>
+        <w:t>6.3 部署流程：国内与海外双链路</w:t>
+      </w:r>
+    </w:p>
+    <w:p>
+      <w:pPr/>
+      <w:r>
+        <w:rPr>
+          <w:b/>
+        </w:rPr>
+        <w:t>（一）海外链路：Vercel 静态托管 + Serverless 函数</w:t>
       </w:r>
     </w:p>
     <w:p>
@@ -9958,6 +9963,51 @@
           <w:sz w:val="20"/>
         </w:rPr>
         <w:t>验收：线上提问返回 200，响应体不含任何密钥；断网或未配 Key 时页面仍完整可读。</w:t>
+      </w:r>
+    </w:p>
+    <w:p>
+      <w:pPr/>
+      <w:r>
+        <w:rPr>
+          <w:b/>
+        </w:rPr>
+        <w:t>（二）国内链路：腾讯云静态托管 + SCF 云函数</w:t>
+      </w:r>
+    </w:p>
+    <w:p>
+      <w:pPr/>
+      <w:r>
+        <w:t>（1）云开发控制台开通静态网站托管，上传 index.html 与 myth-traveler.html；</w:t>
+      </w:r>
+    </w:p>
+    <w:p>
+      <w:pPr/>
+      <w:r>
+        <w:t>（2）在 SCF 主站新建事件函数，粘贴仓库中的 scf/index.py（或 scf/index.js），入口为 index.main_handler；</w:t>
+      </w:r>
+    </w:p>
+    <w:p>
+      <w:pPr/>
+      <w:r>
+        <w:t>（3）函数配置里设置环境变量 DIFY_API_KEY，执行超时设为 30 秒；</w:t>
+      </w:r>
+    </w:p>
+    <w:p>
+      <w:pPr/>
+      <w:r>
+        <w:t>（4）开启函数 URL 公网访问，把地址写入 index.html 的 window.MYTHOS_API；</w:t>
+      </w:r>
+    </w:p>
+    <w:p>
+      <w:pPr/>
+      <w:r>
+        <w:t>（5）验收：浏览器打开函数地址返回 ok:true，站点提问 30 秒内返回答案。</w:t>
+      </w:r>
+    </w:p>
+    <w:p>
+      <w:pPr/>
+      <w:r>
+        <w:t>两条链路共用同一套前端与知识库，密钥都不进入前端：海外存于 Vercel 环境变量，国内存于云函数环境变量。代理层同自带跨域头、单 IP 限流与检索编号映射，两端行为一致。</w:t>
       </w:r>
     </w:p>
     <w:p>
@@ -10326,6 +10376,170 @@
                 <w:sz w:val="18"/>
               </w:rPr>
               <w:t>换浏览器或关闭拦截</w:t>
+            </w:r>
+          </w:p>
+        </w:tc>
+      </w:tr>
+      <w:tr>
+        <w:tc>
+          <w:tcPr>
+            <w:tcW w:type="dxa" w:w="3213"/>
+          </w:tcPr>
+          <w:p>
+            <w:pPr>
+              <w:spacing w:after="20" w:line="288" w:lineRule="auto"/>
+            </w:pPr>
+            <w:r>
+              <w:t>云函数 3 秒被中断</w:t>
+            </w:r>
+          </w:p>
+        </w:tc>
+        <w:tc>
+          <w:tcPr>
+            <w:tcW w:type="dxa" w:w="3213"/>
+          </w:tcPr>
+          <w:p>
+            <w:pPr>
+              <w:spacing w:after="20" w:line="288" w:lineRule="auto"/>
+            </w:pPr>
+            <w:r>
+              <w:t>CloudBase 免费版限制超时</w:t>
+            </w:r>
+          </w:p>
+        </w:tc>
+        <w:tc>
+          <w:tcPr>
+            <w:tcW w:type="dxa" w:w="3213"/>
+          </w:tcPr>
+          <w:p>
+            <w:pPr>
+              <w:spacing w:after="20" w:line="288" w:lineRule="auto"/>
+            </w:pPr>
+            <w:r>
+              <w:t>改用 SCF 主站事件函数，超时改 30 秒</w:t>
+            </w:r>
+          </w:p>
+        </w:tc>
+      </w:tr>
+      <w:tr>
+        <w:tc>
+          <w:tcPr>
+            <w:tcW w:type="dxa" w:w="3213"/>
+          </w:tcPr>
+          <w:p>
+            <w:pPr>
+              <w:spacing w:after="20" w:line="288" w:lineRule="auto"/>
+            </w:pPr>
+            <w:r>
+              <w:t>函数报 invalid character</w:t>
+            </w:r>
+          </w:p>
+        </w:tc>
+        <w:tc>
+          <w:tcPr>
+            <w:tcW w:type="dxa" w:w="3213"/>
+          </w:tcPr>
+          <w:p>
+            <w:pPr>
+              <w:spacing w:after="20" w:line="288" w:lineRule="auto"/>
+            </w:pPr>
+            <w:r>
+              <w:t>运行时为 Python 却粘贴了 JS</w:t>
+            </w:r>
+          </w:p>
+        </w:tc>
+        <w:tc>
+          <w:tcPr>
+            <w:tcW w:type="dxa" w:w="3213"/>
+          </w:tcPr>
+          <w:p>
+            <w:pPr>
+              <w:spacing w:after="20" w:line="288" w:lineRule="auto"/>
+            </w:pPr>
+            <w:r>
+              <w:t>改贴 scf/index.py，或换 Node.js 运行时</w:t>
+            </w:r>
+          </w:p>
+        </w:tc>
+      </w:tr>
+      <w:tr>
+        <w:tc>
+          <w:tcPr>
+            <w:tcW w:type="dxa" w:w="3213"/>
+          </w:tcPr>
+          <w:p>
+            <w:pPr>
+              <w:spacing w:after="20" w:line="288" w:lineRule="auto"/>
+            </w:pPr>
+            <w:r>
+              <w:t>开 HTTP 网关提示购买套餐</w:t>
+            </w:r>
+          </w:p>
+        </w:tc>
+        <w:tc>
+          <w:tcPr>
+            <w:tcW w:type="dxa" w:w="3213"/>
+          </w:tcPr>
+          <w:p>
+            <w:pPr>
+              <w:spacing w:after="20" w:line="288" w:lineRule="auto"/>
+            </w:pPr>
+            <w:r>
+              <w:t>网关不在免费额度内</w:t>
+            </w:r>
+          </w:p>
+        </w:tc>
+        <w:tc>
+          <w:tcPr>
+            <w:tcW w:type="dxa" w:w="3213"/>
+          </w:tcPr>
+          <w:p>
+            <w:pPr>
+              <w:spacing w:after="20" w:line="288" w:lineRule="auto"/>
+            </w:pPr>
+            <w:r>
+              <w:t>改用函数 URL 公网访问，绕开网关</w:t>
+            </w:r>
+          </w:p>
+        </w:tc>
+      </w:tr>
+      <w:tr>
+        <w:tc>
+          <w:tcPr>
+            <w:tcW w:type="dxa" w:w="3213"/>
+          </w:tcPr>
+          <w:p>
+            <w:pPr>
+              <w:spacing w:after="20" w:line="288" w:lineRule="auto"/>
+            </w:pPr>
+            <w:r>
+              <w:t>国内站问询退回词条</w:t>
+            </w:r>
+          </w:p>
+        </w:tc>
+        <w:tc>
+          <w:tcPr>
+            <w:tcW w:type="dxa" w:w="3213"/>
+          </w:tcPr>
+          <w:p>
+            <w:pPr>
+              <w:spacing w:after="20" w:line="288" w:lineRule="auto"/>
+            </w:pPr>
+            <w:r>
+              <w:t>window.MYTHOS_API 为空或上传了旧文件</w:t>
+            </w:r>
+          </w:p>
+        </w:tc>
+        <w:tc>
+          <w:tcPr>
+            <w:tcW w:type="dxa" w:w="3213"/>
+          </w:tcPr>
+          <w:p>
+            <w:pPr>
+              <w:spacing w:after="20" w:line="288" w:lineRule="auto"/>
+            </w:pPr>
+            <w:r>
+              <w:t>确认线上源码含云函数地址后重新上传</w:t>
             </w:r>
           </w:p>
         </w:tc>
